--- a/WRIT-1 Document/DAT5004-S2_24-WRIT1-TomRowan-ST20285213.docx
+++ b/WRIT-1 Document/DAT5004-S2_24-WRIT1-TomRowan-ST20285213.docx
@@ -18,7 +18,7 @@
         <w:pStyle w:val="Heading1"/>
       </w:pPr>
       <w:bookmarkStart w:id="1" w:name="_Toc155876009"/>
-      <w:bookmarkStart w:id="2" w:name="_Toc198717927"/>
+      <w:bookmarkStart w:id="2" w:name="_Toc198761991"/>
       <w:r>
         <w:t>Course Details</w:t>
       </w:r>
@@ -117,7 +117,7 @@
       <w:pPr>
         <w:pStyle w:val="Heading1"/>
       </w:pPr>
-      <w:bookmarkStart w:id="3" w:name="_Toc198717928"/>
+      <w:bookmarkStart w:id="3" w:name="_Toc198761992"/>
       <w:r>
         <w:t>Student</w:t>
       </w:r>
@@ -168,7 +168,7 @@
         <w:pStyle w:val="Heading1"/>
       </w:pPr>
       <w:bookmarkStart w:id="4" w:name="_Toc155876011"/>
-      <w:bookmarkStart w:id="5" w:name="_Toc198717929"/>
+      <w:bookmarkStart w:id="5" w:name="_Toc198761993"/>
       <w:r>
         <w:t>Project Tutor</w:t>
       </w:r>
@@ -275,7 +275,7 @@
             </w:rPr>
             <w:fldChar w:fldCharType="separate"/>
           </w:r>
-          <w:hyperlink w:anchor="_Toc198717927" w:history="1">
+          <w:hyperlink w:anchor="_Toc198761991" w:history="1">
             <w:r>
               <w:rPr>
                 <w:rStyle w:val="Hyperlink"/>
@@ -302,7 +302,7 @@
                 <w:noProof/>
                 <w:webHidden/>
               </w:rPr>
-              <w:instrText xml:space="preserve"> PAGEREF _Toc198717927 \h </w:instrText>
+              <w:instrText xml:space="preserve"> PAGEREF _Toc198761991 \h </w:instrText>
             </w:r>
             <w:r>
               <w:rPr>
@@ -349,7 +349,7 @@
               <w:lang w:eastAsia="en-GB"/>
             </w:rPr>
           </w:pPr>
-          <w:hyperlink w:anchor="_Toc198717928" w:history="1">
+          <w:hyperlink w:anchor="_Toc198761992" w:history="1">
             <w:r>
               <w:rPr>
                 <w:rStyle w:val="Hyperlink"/>
@@ -376,7 +376,7 @@
                 <w:noProof/>
                 <w:webHidden/>
               </w:rPr>
-              <w:instrText xml:space="preserve"> PAGEREF _Toc198717928 \h </w:instrText>
+              <w:instrText xml:space="preserve"> PAGEREF _Toc198761992 \h </w:instrText>
             </w:r>
             <w:r>
               <w:rPr>
@@ -423,7 +423,7 @@
               <w:lang w:eastAsia="en-GB"/>
             </w:rPr>
           </w:pPr>
-          <w:hyperlink w:anchor="_Toc198717929" w:history="1">
+          <w:hyperlink w:anchor="_Toc198761993" w:history="1">
             <w:r>
               <w:rPr>
                 <w:rStyle w:val="Hyperlink"/>
@@ -450,7 +450,7 @@
                 <w:noProof/>
                 <w:webHidden/>
               </w:rPr>
-              <w:instrText xml:space="preserve"> PAGEREF _Toc198717929 \h </w:instrText>
+              <w:instrText xml:space="preserve"> PAGEREF _Toc198761993 \h </w:instrText>
             </w:r>
             <w:r>
               <w:rPr>
@@ -497,7 +497,7 @@
               <w:lang w:eastAsia="en-GB"/>
             </w:rPr>
           </w:pPr>
-          <w:hyperlink w:anchor="_Toc198717930" w:history="1">
+          <w:hyperlink w:anchor="_Toc198761994" w:history="1">
             <w:r>
               <w:rPr>
                 <w:rStyle w:val="Hyperlink"/>
@@ -524,7 +524,7 @@
                 <w:noProof/>
                 <w:webHidden/>
               </w:rPr>
-              <w:instrText xml:space="preserve"> PAGEREF _Toc198717930 \h </w:instrText>
+              <w:instrText xml:space="preserve"> PAGEREF _Toc198761994 \h </w:instrText>
             </w:r>
             <w:r>
               <w:rPr>
@@ -571,7 +571,7 @@
               <w:lang w:eastAsia="en-GB"/>
             </w:rPr>
           </w:pPr>
-          <w:hyperlink w:anchor="_Toc198717931" w:history="1">
+          <w:hyperlink w:anchor="_Toc198761995" w:history="1">
             <w:r>
               <w:rPr>
                 <w:rStyle w:val="Hyperlink"/>
@@ -598,7 +598,7 @@
                 <w:noProof/>
                 <w:webHidden/>
               </w:rPr>
-              <w:instrText xml:space="preserve"> PAGEREF _Toc198717931 \h </w:instrText>
+              <w:instrText xml:space="preserve"> PAGEREF _Toc198761995 \h </w:instrText>
             </w:r>
             <w:r>
               <w:rPr>
@@ -645,7 +645,7 @@
               <w:lang w:eastAsia="en-GB"/>
             </w:rPr>
           </w:pPr>
-          <w:hyperlink w:anchor="_Toc198717932" w:history="1">
+          <w:hyperlink w:anchor="_Toc198761996" w:history="1">
             <w:r>
               <w:rPr>
                 <w:rStyle w:val="Hyperlink"/>
@@ -672,7 +672,7 @@
                 <w:noProof/>
                 <w:webHidden/>
               </w:rPr>
-              <w:instrText xml:space="preserve"> PAGEREF _Toc198717932 \h </w:instrText>
+              <w:instrText xml:space="preserve"> PAGEREF _Toc198761996 \h </w:instrText>
             </w:r>
             <w:r>
               <w:rPr>
@@ -719,7 +719,7 @@
               <w:lang w:eastAsia="en-GB"/>
             </w:rPr>
           </w:pPr>
-          <w:hyperlink w:anchor="_Toc198717933" w:history="1">
+          <w:hyperlink w:anchor="_Toc198761997" w:history="1">
             <w:r>
               <w:rPr>
                 <w:rStyle w:val="Hyperlink"/>
@@ -746,7 +746,7 @@
                 <w:noProof/>
                 <w:webHidden/>
               </w:rPr>
-              <w:instrText xml:space="preserve"> PAGEREF _Toc198717933 \h </w:instrText>
+              <w:instrText xml:space="preserve"> PAGEREF _Toc198761997 \h </w:instrText>
             </w:r>
             <w:r>
               <w:rPr>
@@ -793,7 +793,7 @@
               <w:lang w:eastAsia="en-GB"/>
             </w:rPr>
           </w:pPr>
-          <w:hyperlink w:anchor="_Toc198717934" w:history="1">
+          <w:hyperlink w:anchor="_Toc198761998" w:history="1">
             <w:r>
               <w:rPr>
                 <w:rStyle w:val="Hyperlink"/>
@@ -820,7 +820,7 @@
                 <w:noProof/>
                 <w:webHidden/>
               </w:rPr>
-              <w:instrText xml:space="preserve"> PAGEREF _Toc198717934 \h </w:instrText>
+              <w:instrText xml:space="preserve"> PAGEREF _Toc198761998 \h </w:instrText>
             </w:r>
             <w:r>
               <w:rPr>
@@ -867,7 +867,7 @@
               <w:lang w:eastAsia="en-GB"/>
             </w:rPr>
           </w:pPr>
-          <w:hyperlink w:anchor="_Toc198717935" w:history="1">
+          <w:hyperlink w:anchor="_Toc198761999" w:history="1">
             <w:r>
               <w:rPr>
                 <w:rStyle w:val="Hyperlink"/>
@@ -894,7 +894,7 @@
                 <w:noProof/>
                 <w:webHidden/>
               </w:rPr>
-              <w:instrText xml:space="preserve"> PAGEREF _Toc198717935 \h </w:instrText>
+              <w:instrText xml:space="preserve"> PAGEREF _Toc198761999 \h </w:instrText>
             </w:r>
             <w:r>
               <w:rPr>
@@ -941,7 +941,7 @@
               <w:lang w:eastAsia="en-GB"/>
             </w:rPr>
           </w:pPr>
-          <w:hyperlink w:anchor="_Toc198717936" w:history="1">
+          <w:hyperlink w:anchor="_Toc198762000" w:history="1">
             <w:r>
               <w:rPr>
                 <w:rStyle w:val="Hyperlink"/>
@@ -968,7 +968,7 @@
                 <w:noProof/>
                 <w:webHidden/>
               </w:rPr>
-              <w:instrText xml:space="preserve"> PAGEREF _Toc198717936 \h </w:instrText>
+              <w:instrText xml:space="preserve"> PAGEREF _Toc198762000 \h </w:instrText>
             </w:r>
             <w:r>
               <w:rPr>
@@ -1015,7 +1015,7 @@
               <w:lang w:eastAsia="en-GB"/>
             </w:rPr>
           </w:pPr>
-          <w:hyperlink w:anchor="_Toc198717937" w:history="1">
+          <w:hyperlink w:anchor="_Toc198762001" w:history="1">
             <w:r>
               <w:rPr>
                 <w:rStyle w:val="Hyperlink"/>
@@ -1042,7 +1042,7 @@
                 <w:noProof/>
                 <w:webHidden/>
               </w:rPr>
-              <w:instrText xml:space="preserve"> PAGEREF _Toc198717937 \h </w:instrText>
+              <w:instrText xml:space="preserve"> PAGEREF _Toc198762001 \h </w:instrText>
             </w:r>
             <w:r>
               <w:rPr>
@@ -1089,7 +1089,7 @@
               <w:lang w:eastAsia="en-GB"/>
             </w:rPr>
           </w:pPr>
-          <w:hyperlink w:anchor="_Toc198717938" w:history="1">
+          <w:hyperlink w:anchor="_Toc198762002" w:history="1">
             <w:r>
               <w:rPr>
                 <w:rStyle w:val="Hyperlink"/>
@@ -1116,7 +1116,7 @@
                 <w:noProof/>
                 <w:webHidden/>
               </w:rPr>
-              <w:instrText xml:space="preserve"> PAGEREF _Toc198717938 \h </w:instrText>
+              <w:instrText xml:space="preserve"> PAGEREF _Toc198762002 \h </w:instrText>
             </w:r>
             <w:r>
               <w:rPr>
@@ -1163,7 +1163,7 @@
               <w:lang w:eastAsia="en-GB"/>
             </w:rPr>
           </w:pPr>
-          <w:hyperlink w:anchor="_Toc198717939" w:history="1">
+          <w:hyperlink w:anchor="_Toc198762003" w:history="1">
             <w:r>
               <w:rPr>
                 <w:rStyle w:val="Hyperlink"/>
@@ -1190,7 +1190,7 @@
                 <w:noProof/>
                 <w:webHidden/>
               </w:rPr>
-              <w:instrText xml:space="preserve"> PAGEREF _Toc198717939 \h </w:instrText>
+              <w:instrText xml:space="preserve"> PAGEREF _Toc198762003 \h </w:instrText>
             </w:r>
             <w:r>
               <w:rPr>
@@ -1251,7 +1251,7 @@
       <w:pPr>
         <w:pStyle w:val="Heading1"/>
       </w:pPr>
-      <w:bookmarkStart w:id="6" w:name="_Toc198717930"/>
+      <w:bookmarkStart w:id="6" w:name="_Toc198761994"/>
       <w:r>
         <w:lastRenderedPageBreak/>
         <w:t>Task 1</w:t>
@@ -1277,7 +1277,7 @@
       <w:pPr>
         <w:pStyle w:val="Heading2"/>
       </w:pPr>
-      <w:bookmarkStart w:id="7" w:name="_Toc198717931"/>
+      <w:bookmarkStart w:id="7" w:name="_Toc198761995"/>
       <w:r>
         <w:t>Task 1.1</w:t>
       </w:r>
@@ -1648,7 +1648,7 @@
       <w:pPr>
         <w:pStyle w:val="Heading2"/>
       </w:pPr>
-      <w:bookmarkStart w:id="8" w:name="_Toc198717932"/>
+      <w:bookmarkStart w:id="8" w:name="_Toc198761996"/>
       <w:r>
         <w:lastRenderedPageBreak/>
         <w:t>Task 1.2</w:t>
@@ -2251,7 +2251,7 @@
       <w:pPr>
         <w:pStyle w:val="Heading2"/>
       </w:pPr>
-      <w:bookmarkStart w:id="9" w:name="_Toc198717933"/>
+      <w:bookmarkStart w:id="9" w:name="_Toc198761997"/>
       <w:r>
         <w:lastRenderedPageBreak/>
         <w:t>Task 1.3</w:t>
@@ -2341,7 +2341,7 @@
       <w:pPr>
         <w:pStyle w:val="Heading2"/>
       </w:pPr>
-      <w:bookmarkStart w:id="10" w:name="_Toc198717934"/>
+      <w:bookmarkStart w:id="10" w:name="_Toc198761998"/>
       <w:r>
         <w:t>Task 1.4</w:t>
       </w:r>
@@ -2694,7 +2694,7 @@
       <w:pPr>
         <w:pStyle w:val="Heading1"/>
       </w:pPr>
-      <w:bookmarkStart w:id="11" w:name="_Toc198717935"/>
+      <w:bookmarkStart w:id="11" w:name="_Toc198761999"/>
       <w:r>
         <w:lastRenderedPageBreak/>
         <w:t>Task 2</w:t>
@@ -2708,7 +2708,7 @@
       <w:pPr>
         <w:pStyle w:val="Heading2"/>
       </w:pPr>
-      <w:bookmarkStart w:id="12" w:name="_Toc198717936"/>
+      <w:bookmarkStart w:id="12" w:name="_Toc198762000"/>
       <w:r>
         <w:t>Task One – Website Scraping</w:t>
       </w:r>
@@ -2785,16 +2785,16 @@
         <w:t>scraped</w:t>
       </w:r>
       <w:r>
-        <w:t xml:space="preserve"> all </w:t>
-      </w:r>
-      <w:r>
-        <w:rPr>
-          <w:highlight w:val="yellow"/>
-        </w:rPr>
-        <w:t>NNNN</w:t>
-      </w:r>
-      <w:r>
-        <w:t xml:space="preserve"> movies</w:t>
+        <w:t xml:space="preserve"> </w:t>
+      </w:r>
+      <w:r>
+        <w:t>57501</w:t>
+      </w:r>
+      <w:r>
+        <w:t xml:space="preserve"> </w:t>
+      </w:r>
+      <w:r>
+        <w:t>movies</w:t>
       </w:r>
       <w:r>
         <w:t xml:space="preserve">, </w:t>
@@ -2806,9 +2806,6 @@
         <w:t xml:space="preserve">approximately </w:t>
       </w:r>
       <w:r>
-        <w:rPr>
-          <w:highlight w:val="yellow"/>
-        </w:rPr>
         <w:t>eight</w:t>
       </w:r>
       <w:r>
@@ -2885,7 +2882,7 @@
       <w:pPr>
         <w:pStyle w:val="Heading2"/>
       </w:pPr>
-      <w:bookmarkStart w:id="13" w:name="_Toc198717937"/>
+      <w:bookmarkStart w:id="13" w:name="_Toc198762001"/>
       <w:r>
         <w:t>Task Two</w:t>
       </w:r>
@@ -2976,7 +2973,7 @@
       <w:pPr>
         <w:pStyle w:val="Heading2"/>
       </w:pPr>
-      <w:bookmarkStart w:id="14" w:name="_Toc198717938"/>
+      <w:bookmarkStart w:id="14" w:name="_Toc198762002"/>
       <w:r>
         <w:t>Task Three</w:t>
       </w:r>
@@ -3071,7 +3068,21 @@
           <w:i/>
           <w:iCs/>
         </w:rPr>
-        <w:t>(399 words)</w:t>
+        <w:t>(</w:t>
+      </w:r>
+      <w:r>
+        <w:rPr>
+          <w:i/>
+          <w:iCs/>
+        </w:rPr>
+        <w:t>402</w:t>
+      </w:r>
+      <w:r>
+        <w:rPr>
+          <w:i/>
+          <w:iCs/>
+        </w:rPr>
+        <w:t xml:space="preserve"> words)</w:t>
       </w:r>
     </w:p>
     <w:p>
@@ -3083,7 +3094,7 @@
       <w:pPr>
         <w:pStyle w:val="Heading1"/>
       </w:pPr>
-      <w:bookmarkStart w:id="15" w:name="_Toc198717939"/>
+      <w:bookmarkStart w:id="15" w:name="_Toc198762003"/>
       <w:r>
         <w:lastRenderedPageBreak/>
         <w:t>References</w:t>

--- a/WRIT-1 Document/DAT5004-S2_24-WRIT1-TomRowan-ST20285213.docx
+++ b/WRIT-1 Document/DAT5004-S2_24-WRIT1-TomRowan-ST20285213.docx
@@ -18,7 +18,7 @@
         <w:pStyle w:val="Heading1"/>
       </w:pPr>
       <w:bookmarkStart w:id="1" w:name="_Toc155876009"/>
-      <w:bookmarkStart w:id="2" w:name="_Toc198761991"/>
+      <w:bookmarkStart w:id="2" w:name="_Toc199754777"/>
       <w:r>
         <w:t>Course Details</w:t>
       </w:r>
@@ -36,10 +36,6 @@
         <w:tab/>
       </w:r>
       <w:r>
-        <w:rPr>
-          <w:b/>
-          <w:bCs/>
-        </w:rPr>
         <w:t>Big Data Management Systems</w:t>
       </w:r>
     </w:p>
@@ -54,10 +50,6 @@
         <w:tab/>
       </w:r>
       <w:r>
-        <w:rPr>
-          <w:b/>
-          <w:bCs/>
-        </w:rPr>
         <w:t>DAT5004 S2_24</w:t>
       </w:r>
     </w:p>
@@ -72,25 +64,7 @@
         <w:tab/>
       </w:r>
       <w:r>
-        <w:rPr>
-          <w:b/>
-          <w:bCs/>
-        </w:rPr>
-        <w:t>Spring</w:t>
-      </w:r>
-      <w:r>
-        <w:rPr>
-          <w:b/>
-          <w:bCs/>
-        </w:rPr>
-        <w:t xml:space="preserve"> 202</w:t>
-      </w:r>
-      <w:r>
-        <w:rPr>
-          <w:b/>
-          <w:bCs/>
-        </w:rPr>
-        <w:t>5</w:t>
+        <w:t>Spring 2025</w:t>
       </w:r>
     </w:p>
     <w:p>
@@ -117,48 +91,23 @@
       <w:pPr>
         <w:pStyle w:val="Heading1"/>
       </w:pPr>
-      <w:bookmarkStart w:id="3" w:name="_Toc198761992"/>
-      <w:r>
-        <w:t>Student</w:t>
-      </w:r>
-      <w:r>
-        <w:t xml:space="preserve"> Details</w:t>
+      <w:bookmarkStart w:id="3" w:name="_Toc199754778"/>
+      <w:r>
+        <w:t>Student Details</w:t>
       </w:r>
       <w:bookmarkEnd w:id="3"/>
     </w:p>
     <w:p>
-      <w:pPr>
-        <w:rPr>
-          <w:b/>
-          <w:bCs/>
-        </w:rPr>
-      </w:pPr>
-      <w:r>
-        <w:rPr>
-          <w:b/>
-          <w:bCs/>
-        </w:rPr>
+      <w:r>
         <w:t xml:space="preserve">Tom Rowan </w:t>
       </w:r>
       <w:r>
-        <w:rPr>
-          <w:b/>
-          <w:bCs/>
-        </w:rPr>
         <w:tab/>
       </w:r>
       <w:r>
-        <w:rPr>
-          <w:b/>
-          <w:bCs/>
-        </w:rPr>
         <w:t>ST</w:t>
       </w:r>
       <w:r>
-        <w:rPr>
-          <w:b/>
-          <w:bCs/>
-        </w:rPr>
         <w:t xml:space="preserve">20285213 </w:t>
       </w:r>
     </w:p>
@@ -168,36 +117,12 @@
         <w:pStyle w:val="Heading1"/>
       </w:pPr>
       <w:bookmarkStart w:id="4" w:name="_Toc155876011"/>
-      <w:bookmarkStart w:id="5" w:name="_Toc198761993"/>
+      <w:bookmarkStart w:id="5" w:name="_Toc199754779"/>
       <w:r>
         <w:t>Project Tutor</w:t>
       </w:r>
       <w:bookmarkEnd w:id="4"/>
       <w:bookmarkEnd w:id="5"/>
-    </w:p>
-    <w:p>
-      <w:pPr>
-        <w:rPr>
-          <w:b/>
-          <w:bCs/>
-        </w:rPr>
-      </w:pPr>
-      <w:r>
-        <w:rPr>
-          <w:b/>
-          <w:bCs/>
-        </w:rPr>
-        <w:t xml:space="preserve">Dr Sandeep </w:t>
-      </w:r>
-      <w:proofErr w:type="spellStart"/>
-      <w:r>
-        <w:rPr>
-          <w:b/>
-          <w:bCs/>
-        </w:rPr>
-        <w:t>Sengar</w:t>
-      </w:r>
-      <w:proofErr w:type="spellEnd"/>
     </w:p>
     <w:p>
       <w:pPr>
@@ -210,11 +135,28 @@
         </w:rPr>
       </w:pPr>
       <w:r>
+        <w:t xml:space="preserve">Dr. Sandeep Singh </w:t>
+      </w:r>
+      <w:proofErr w:type="spellStart"/>
+      <w:r>
+        <w:t>Sengar</w:t>
+      </w:r>
+      <w:proofErr w:type="spellEnd"/>
+      <w:r>
         <w:br w:type="page"/>
       </w:r>
     </w:p>
     <w:sdt>
       <w:sdtPr>
+        <w:rPr>
+          <w:rFonts w:ascii="Arial" w:eastAsiaTheme="minorHAnsi" w:hAnsi="Arial" w:cstheme="minorBidi"/>
+          <w:color w:val="auto"/>
+          <w:kern w:val="2"/>
+          <w:sz w:val="24"/>
+          <w:szCs w:val="24"/>
+          <w:lang w:val="en-GB"/>
+          <w14:ligatures w14:val="standardContextual"/>
+        </w:rPr>
         <w:id w:val="383762393"/>
         <w:docPartObj>
           <w:docPartGallery w:val="Table of Contents"/>
@@ -223,14 +165,9 @@
       </w:sdtPr>
       <w:sdtEndPr>
         <w:rPr>
-          <w:rFonts w:ascii="Arial" w:eastAsiaTheme="minorHAnsi" w:hAnsi="Arial" w:cstheme="minorBidi"/>
+          <w:b w:val="0"/>
+          <w:bCs w:val="0"/>
           <w:noProof/>
-          <w:color w:val="auto"/>
-          <w:kern w:val="2"/>
-          <w:sz w:val="24"/>
-          <w:szCs w:val="24"/>
-          <w:lang w:val="en-GB"/>
-          <w14:ligatures w14:val="standardContextual"/>
         </w:rPr>
       </w:sdtEndPr>
       <w:sdtContent>
@@ -259,23 +196,15 @@
             </w:rPr>
           </w:pPr>
           <w:r>
-            <w:rPr>
-              <w:b w:val="0"/>
-              <w:bCs w:val="0"/>
-            </w:rPr>
             <w:fldChar w:fldCharType="begin"/>
           </w:r>
           <w:r>
             <w:instrText xml:space="preserve"> TOC \o "1-3" \h \z \u </w:instrText>
           </w:r>
           <w:r>
-            <w:rPr>
-              <w:b w:val="0"/>
-              <w:bCs w:val="0"/>
-            </w:rPr>
             <w:fldChar w:fldCharType="separate"/>
           </w:r>
-          <w:hyperlink w:anchor="_Toc198761991" w:history="1">
+          <w:hyperlink w:anchor="_Toc199754777" w:history="1">
             <w:r>
               <w:rPr>
                 <w:rStyle w:val="Hyperlink"/>
@@ -302,7 +231,7 @@
                 <w:noProof/>
                 <w:webHidden/>
               </w:rPr>
-              <w:instrText xml:space="preserve"> PAGEREF _Toc198761991 \h </w:instrText>
+              <w:instrText xml:space="preserve"> PAGEREF _Toc199754777 \h </w:instrText>
             </w:r>
             <w:r>
               <w:rPr>
@@ -349,7 +278,7 @@
               <w:lang w:eastAsia="en-GB"/>
             </w:rPr>
           </w:pPr>
-          <w:hyperlink w:anchor="_Toc198761992" w:history="1">
+          <w:hyperlink w:anchor="_Toc199754778" w:history="1">
             <w:r>
               <w:rPr>
                 <w:rStyle w:val="Hyperlink"/>
@@ -376,7 +305,7 @@
                 <w:noProof/>
                 <w:webHidden/>
               </w:rPr>
-              <w:instrText xml:space="preserve"> PAGEREF _Toc198761992 \h </w:instrText>
+              <w:instrText xml:space="preserve"> PAGEREF _Toc199754778 \h </w:instrText>
             </w:r>
             <w:r>
               <w:rPr>
@@ -423,7 +352,7 @@
               <w:lang w:eastAsia="en-GB"/>
             </w:rPr>
           </w:pPr>
-          <w:hyperlink w:anchor="_Toc198761993" w:history="1">
+          <w:hyperlink w:anchor="_Toc199754779" w:history="1">
             <w:r>
               <w:rPr>
                 <w:rStyle w:val="Hyperlink"/>
@@ -450,7 +379,7 @@
                 <w:noProof/>
                 <w:webHidden/>
               </w:rPr>
-              <w:instrText xml:space="preserve"> PAGEREF _Toc198761993 \h </w:instrText>
+              <w:instrText xml:space="preserve"> PAGEREF _Toc199754779 \h </w:instrText>
             </w:r>
             <w:r>
               <w:rPr>
@@ -497,7 +426,7 @@
               <w:lang w:eastAsia="en-GB"/>
             </w:rPr>
           </w:pPr>
-          <w:hyperlink w:anchor="_Toc198761994" w:history="1">
+          <w:hyperlink w:anchor="_Toc199754780" w:history="1">
             <w:r>
               <w:rPr>
                 <w:rStyle w:val="Hyperlink"/>
@@ -524,7 +453,7 @@
                 <w:noProof/>
                 <w:webHidden/>
               </w:rPr>
-              <w:instrText xml:space="preserve"> PAGEREF _Toc198761994 \h </w:instrText>
+              <w:instrText xml:space="preserve"> PAGEREF _Toc199754780 \h </w:instrText>
             </w:r>
             <w:r>
               <w:rPr>
@@ -571,7 +500,7 @@
               <w:lang w:eastAsia="en-GB"/>
             </w:rPr>
           </w:pPr>
-          <w:hyperlink w:anchor="_Toc198761995" w:history="1">
+          <w:hyperlink w:anchor="_Toc199754781" w:history="1">
             <w:r>
               <w:rPr>
                 <w:rStyle w:val="Hyperlink"/>
@@ -598,7 +527,7 @@
                 <w:noProof/>
                 <w:webHidden/>
               </w:rPr>
-              <w:instrText xml:space="preserve"> PAGEREF _Toc198761995 \h </w:instrText>
+              <w:instrText xml:space="preserve"> PAGEREF _Toc199754781 \h </w:instrText>
             </w:r>
             <w:r>
               <w:rPr>
@@ -645,7 +574,7 @@
               <w:lang w:eastAsia="en-GB"/>
             </w:rPr>
           </w:pPr>
-          <w:hyperlink w:anchor="_Toc198761996" w:history="1">
+          <w:hyperlink w:anchor="_Toc199754782" w:history="1">
             <w:r>
               <w:rPr>
                 <w:rStyle w:val="Hyperlink"/>
@@ -672,7 +601,7 @@
                 <w:noProof/>
                 <w:webHidden/>
               </w:rPr>
-              <w:instrText xml:space="preserve"> PAGEREF _Toc198761996 \h </w:instrText>
+              <w:instrText xml:space="preserve"> PAGEREF _Toc199754782 \h </w:instrText>
             </w:r>
             <w:r>
               <w:rPr>
@@ -719,7 +648,7 @@
               <w:lang w:eastAsia="en-GB"/>
             </w:rPr>
           </w:pPr>
-          <w:hyperlink w:anchor="_Toc198761997" w:history="1">
+          <w:hyperlink w:anchor="_Toc199754783" w:history="1">
             <w:r>
               <w:rPr>
                 <w:rStyle w:val="Hyperlink"/>
@@ -746,7 +675,7 @@
                 <w:noProof/>
                 <w:webHidden/>
               </w:rPr>
-              <w:instrText xml:space="preserve"> PAGEREF _Toc198761997 \h </w:instrText>
+              <w:instrText xml:space="preserve"> PAGEREF _Toc199754783 \h </w:instrText>
             </w:r>
             <w:r>
               <w:rPr>
@@ -793,7 +722,7 @@
               <w:lang w:eastAsia="en-GB"/>
             </w:rPr>
           </w:pPr>
-          <w:hyperlink w:anchor="_Toc198761998" w:history="1">
+          <w:hyperlink w:anchor="_Toc199754784" w:history="1">
             <w:r>
               <w:rPr>
                 <w:rStyle w:val="Hyperlink"/>
@@ -820,7 +749,7 @@
                 <w:noProof/>
                 <w:webHidden/>
               </w:rPr>
-              <w:instrText xml:space="preserve"> PAGEREF _Toc198761998 \h </w:instrText>
+              <w:instrText xml:space="preserve"> PAGEREF _Toc199754784 \h </w:instrText>
             </w:r>
             <w:r>
               <w:rPr>
@@ -867,7 +796,7 @@
               <w:lang w:eastAsia="en-GB"/>
             </w:rPr>
           </w:pPr>
-          <w:hyperlink w:anchor="_Toc198761999" w:history="1">
+          <w:hyperlink w:anchor="_Toc199754785" w:history="1">
             <w:r>
               <w:rPr>
                 <w:rStyle w:val="Hyperlink"/>
@@ -894,7 +823,7 @@
                 <w:noProof/>
                 <w:webHidden/>
               </w:rPr>
-              <w:instrText xml:space="preserve"> PAGEREF _Toc198761999 \h </w:instrText>
+              <w:instrText xml:space="preserve"> PAGEREF _Toc199754785 \h </w:instrText>
             </w:r>
             <w:r>
               <w:rPr>
@@ -941,7 +870,7 @@
               <w:lang w:eastAsia="en-GB"/>
             </w:rPr>
           </w:pPr>
-          <w:hyperlink w:anchor="_Toc198762000" w:history="1">
+          <w:hyperlink w:anchor="_Toc199754786" w:history="1">
             <w:r>
               <w:rPr>
                 <w:rStyle w:val="Hyperlink"/>
@@ -968,7 +897,7 @@
                 <w:noProof/>
                 <w:webHidden/>
               </w:rPr>
-              <w:instrText xml:space="preserve"> PAGEREF _Toc198762000 \h </w:instrText>
+              <w:instrText xml:space="preserve"> PAGEREF _Toc199754786 \h </w:instrText>
             </w:r>
             <w:r>
               <w:rPr>
@@ -1015,7 +944,7 @@
               <w:lang w:eastAsia="en-GB"/>
             </w:rPr>
           </w:pPr>
-          <w:hyperlink w:anchor="_Toc198762001" w:history="1">
+          <w:hyperlink w:anchor="_Toc199754787" w:history="1">
             <w:r>
               <w:rPr>
                 <w:rStyle w:val="Hyperlink"/>
@@ -1042,7 +971,7 @@
                 <w:noProof/>
                 <w:webHidden/>
               </w:rPr>
-              <w:instrText xml:space="preserve"> PAGEREF _Toc198762001 \h </w:instrText>
+              <w:instrText xml:space="preserve"> PAGEREF _Toc199754787 \h </w:instrText>
             </w:r>
             <w:r>
               <w:rPr>
@@ -1089,7 +1018,7 @@
               <w:lang w:eastAsia="en-GB"/>
             </w:rPr>
           </w:pPr>
-          <w:hyperlink w:anchor="_Toc198762002" w:history="1">
+          <w:hyperlink w:anchor="_Toc199754788" w:history="1">
             <w:r>
               <w:rPr>
                 <w:rStyle w:val="Hyperlink"/>
@@ -1116,7 +1045,7 @@
                 <w:noProof/>
                 <w:webHidden/>
               </w:rPr>
-              <w:instrText xml:space="preserve"> PAGEREF _Toc198762002 \h </w:instrText>
+              <w:instrText xml:space="preserve"> PAGEREF _Toc199754788 \h </w:instrText>
             </w:r>
             <w:r>
               <w:rPr>
@@ -1163,7 +1092,7 @@
               <w:lang w:eastAsia="en-GB"/>
             </w:rPr>
           </w:pPr>
-          <w:hyperlink w:anchor="_Toc198762003" w:history="1">
+          <w:hyperlink w:anchor="_Toc199754789" w:history="1">
             <w:r>
               <w:rPr>
                 <w:rStyle w:val="Hyperlink"/>
@@ -1190,7 +1119,7 @@
                 <w:noProof/>
                 <w:webHidden/>
               </w:rPr>
-              <w:instrText xml:space="preserve"> PAGEREF _Toc198762003 \h </w:instrText>
+              <w:instrText xml:space="preserve"> PAGEREF _Toc199754789 \h </w:instrText>
             </w:r>
             <w:r>
               <w:rPr>
@@ -1251,7 +1180,7 @@
       <w:pPr>
         <w:pStyle w:val="Heading1"/>
       </w:pPr>
-      <w:bookmarkStart w:id="6" w:name="_Toc198761994"/>
+      <w:bookmarkStart w:id="6" w:name="_Toc199754780"/>
       <w:r>
         <w:lastRenderedPageBreak/>
         <w:t>Task 1</w:t>
@@ -1277,7 +1206,7 @@
       <w:pPr>
         <w:pStyle w:val="Heading2"/>
       </w:pPr>
-      <w:bookmarkStart w:id="7" w:name="_Toc198761995"/>
+      <w:bookmarkStart w:id="7" w:name="_Toc199754781"/>
       <w:r>
         <w:t>Task 1.1</w:t>
       </w:r>
@@ -1624,23 +1553,11 @@
     <w:p>
       <w:pPr>
         <w:jc w:val="right"/>
-        <w:rPr>
-          <w:i/>
-          <w:iCs/>
-        </w:rPr>
-      </w:pPr>
-      <w:r>
-        <w:rPr>
-          <w:i/>
-          <w:iCs/>
-        </w:rPr>
+      </w:pPr>
+      <w:r>
         <w:t>(210 words)</w:t>
       </w:r>
       <w:r>
-        <w:rPr>
-          <w:i/>
-          <w:iCs/>
-        </w:rPr>
         <w:br w:type="page"/>
       </w:r>
     </w:p>
@@ -1648,7 +1565,7 @@
       <w:pPr>
         <w:pStyle w:val="Heading2"/>
       </w:pPr>
-      <w:bookmarkStart w:id="8" w:name="_Toc198761996"/>
+      <w:bookmarkStart w:id="8" w:name="_Toc199754782"/>
       <w:r>
         <w:lastRenderedPageBreak/>
         <w:t>Task 1.2</w:t>
@@ -2219,16 +2136,8 @@
     <w:p>
       <w:pPr>
         <w:jc w:val="right"/>
-        <w:rPr>
-          <w:i/>
-          <w:iCs/>
-        </w:rPr>
-      </w:pPr>
-      <w:r>
-        <w:rPr>
-          <w:i/>
-          <w:iCs/>
-        </w:rPr>
+      </w:pPr>
+      <w:r>
         <w:t>(945 words)</w:t>
       </w:r>
     </w:p>
@@ -2251,7 +2160,7 @@
       <w:pPr>
         <w:pStyle w:val="Heading2"/>
       </w:pPr>
-      <w:bookmarkStart w:id="9" w:name="_Toc198761997"/>
+      <w:bookmarkStart w:id="9" w:name="_Toc199754783"/>
       <w:r>
         <w:lastRenderedPageBreak/>
         <w:t>Task 1.3</w:t>
@@ -2260,21 +2169,14 @@
     </w:p>
     <w:p>
       <w:pPr>
-        <w:spacing w:after="0" w:line="240" w:lineRule="auto"/>
-        <w:rPr>
-          <w:rFonts w:ascii="Times New Roman" w:eastAsia="Times New Roman" w:hAnsi="Times New Roman" w:cs="Times New Roman"/>
-          <w:kern w:val="0"/>
+        <w:rPr>
           <w:lang w:eastAsia="en-GB"/>
-          <w14:ligatures w14:val="none"/>
-        </w:rPr>
-      </w:pPr>
-      <w:r>
-        <w:rPr>
-          <w:rFonts w:ascii="Times New Roman" w:eastAsia="Times New Roman" w:hAnsi="Times New Roman" w:cs="Times New Roman"/>
+        </w:rPr>
+      </w:pPr>
+      <w:r>
+        <w:rPr>
           <w:noProof/>
-          <w:kern w:val="0"/>
           <w:lang w:eastAsia="en-GB"/>
-          <w14:ligatures w14:val="none"/>
         </w:rPr>
         <w:drawing>
           <wp:inline distT="0" distB="0" distL="0" distR="0" wp14:anchorId="18D79603" wp14:editId="0218AE84">
@@ -2341,7 +2243,7 @@
       <w:pPr>
         <w:pStyle w:val="Heading2"/>
       </w:pPr>
-      <w:bookmarkStart w:id="10" w:name="_Toc198761998"/>
+      <w:bookmarkStart w:id="10" w:name="_Toc199754784"/>
       <w:r>
         <w:t>Task 1.4</w:t>
       </w:r>
@@ -2672,454 +2574,430 @@
     <w:p>
       <w:pPr>
         <w:jc w:val="right"/>
+      </w:pPr>
+      <w:r>
+        <w:t>(205 words)</w:t>
+      </w:r>
+    </w:p>
+    <w:p>
+      <w:r>
+        <w:br w:type="page"/>
+      </w:r>
+    </w:p>
+    <w:p>
+      <w:pPr>
+        <w:pStyle w:val="Heading1"/>
+      </w:pPr>
+      <w:bookmarkStart w:id="11" w:name="_Toc199754785"/>
+      <w:r>
+        <w:lastRenderedPageBreak/>
+        <w:t>Task 2</w:t>
+      </w:r>
+      <w:r>
+        <w:t xml:space="preserve"> – Reflection on PRAC1</w:t>
+      </w:r>
+      <w:bookmarkEnd w:id="11"/>
+    </w:p>
+    <w:p>
+      <w:pPr>
+        <w:pStyle w:val="Heading2"/>
+      </w:pPr>
+      <w:bookmarkStart w:id="12" w:name="_Toc199754786"/>
+      <w:r>
+        <w:t>Task One – Website Scraping</w:t>
+      </w:r>
+      <w:bookmarkEnd w:id="12"/>
+    </w:p>
+    <w:p>
+      <w:r>
+        <w:t xml:space="preserve">For scraping movie data from the </w:t>
+      </w:r>
+      <w:proofErr w:type="spellStart"/>
+      <w:r>
+        <w:t>FilmCrave</w:t>
+      </w:r>
+      <w:proofErr w:type="spellEnd"/>
+      <w:r>
+        <w:t xml:space="preserve"> website, I used two python libraries: ‘requests’ and ‘</w:t>
+      </w:r>
+      <w:proofErr w:type="spellStart"/>
+      <w:r>
+        <w:t>BeautifulSoup</w:t>
+      </w:r>
+      <w:proofErr w:type="spellEnd"/>
+      <w:r>
+        <w:t xml:space="preserve">’. </w:t>
+      </w:r>
+      <w:r>
+        <w:t>Both are simple to use and supported the task very well.</w:t>
+      </w:r>
+    </w:p>
+    <w:p>
+      <w:r>
+        <w:t xml:space="preserve">Each movie has its own page </w:t>
+      </w:r>
+      <w:r>
+        <w:t>with</w:t>
+      </w:r>
+      <w:r>
+        <w:t xml:space="preserve"> more information tha</w:t>
+      </w:r>
+      <w:r>
+        <w:t>n</w:t>
+      </w:r>
+      <w:r>
+        <w:t xml:space="preserve"> </w:t>
+      </w:r>
+      <w:r>
+        <w:t xml:space="preserve">the </w:t>
+      </w:r>
+      <w:r>
+        <w:t>Top 1000 listing</w:t>
+      </w:r>
+      <w:r>
+        <w:t xml:space="preserve"> summary pages</w:t>
+      </w:r>
+      <w:r>
+        <w:t xml:space="preserve">, including a release date. I wrote functions that can scrape any </w:t>
+      </w:r>
+      <w:r>
+        <w:t>film</w:t>
+      </w:r>
+      <w:r>
+        <w:t xml:space="preserve"> if given the URL for its page. This approach is slower, </w:t>
+      </w:r>
+      <w:r>
+        <w:t>requiring</w:t>
+      </w:r>
+      <w:r>
+        <w:t xml:space="preserve"> more GET requests, but is more flexible. I </w:t>
+      </w:r>
+      <w:r>
+        <w:t>scraped</w:t>
+      </w:r>
+      <w:r>
+        <w:t xml:space="preserve"> </w:t>
+      </w:r>
+      <w:r>
+        <w:t>57501</w:t>
+      </w:r>
+      <w:r>
+        <w:t xml:space="preserve"> </w:t>
+      </w:r>
+      <w:r>
+        <w:t>movies</w:t>
+      </w:r>
+      <w:r>
+        <w:t xml:space="preserve">, taking </w:t>
+      </w:r>
+      <w:r>
+        <w:t xml:space="preserve">approximately </w:t>
+      </w:r>
+      <w:r>
+        <w:t>eight</w:t>
+      </w:r>
+      <w:r>
+        <w:t xml:space="preserve"> hours to complete and creating </w:t>
+      </w:r>
+      <w:r>
+        <w:t xml:space="preserve">a </w:t>
+      </w:r>
+      <w:r>
+        <w:t>huge</w:t>
+      </w:r>
+      <w:r>
+        <w:t xml:space="preserve"> dataset for analysis. If I were writing this function again, I would use asynchronous parallel requests.</w:t>
+      </w:r>
+    </w:p>
+    <w:p>
+      <w:r>
+        <w:t>The</w:t>
+      </w:r>
+      <w:r>
+        <w:t xml:space="preserve"> website uses Unicode encoding for non-English characters. Initially, I was using the ‘</w:t>
+      </w:r>
+      <w:proofErr w:type="spellStart"/>
+      <w:proofErr w:type="gramStart"/>
+      <w:r>
+        <w:t>response.</w:t>
+      </w:r>
+      <w:r>
+        <w:rPr>
+          <w:b/>
+          <w:bCs/>
+        </w:rPr>
+        <w:t>content</w:t>
+      </w:r>
+      <w:proofErr w:type="spellEnd"/>
+      <w:proofErr w:type="gramEnd"/>
+      <w:r>
+        <w:t xml:space="preserve">’ method </w:t>
+      </w:r>
+      <w:r>
+        <w:t xml:space="preserve">and had issues with incorrect characters in my results. The documentation for </w:t>
+      </w:r>
+      <w:r>
         <w:rPr>
           <w:i/>
           <w:iCs/>
         </w:rPr>
-      </w:pPr>
+        <w:t>requests</w:t>
+      </w:r>
+      <w:r>
+        <w:t xml:space="preserve"> states that the ‘</w:t>
+      </w:r>
+      <w:proofErr w:type="spellStart"/>
+      <w:r>
+        <w:t>response.</w:t>
+      </w:r>
+      <w:r>
+        <w:rPr>
+          <w:b/>
+          <w:bCs/>
+        </w:rPr>
+        <w:t>text</w:t>
+      </w:r>
+      <w:proofErr w:type="spellEnd"/>
+      <w:r>
+        <w:t xml:space="preserve">’ method should be used </w:t>
+      </w:r>
+      <w:r>
+        <w:t>for Unicode support</w:t>
+      </w:r>
+      <w:r>
+        <w:t xml:space="preserve">. This fixed my issue, and I shared this </w:t>
+      </w:r>
+      <w:r>
+        <w:t>fact</w:t>
+      </w:r>
+      <w:r>
+        <w:t xml:space="preserve"> with the other students.</w:t>
+      </w:r>
+    </w:p>
+    <w:p>
+      <w:pPr>
+        <w:pStyle w:val="Heading2"/>
+      </w:pPr>
+      <w:bookmarkStart w:id="13" w:name="_Toc199754787"/>
+      <w:r>
+        <w:t>Task Two</w:t>
+      </w:r>
+      <w:r>
+        <w:t xml:space="preserve"> – Cricketers Database</w:t>
+      </w:r>
+      <w:bookmarkEnd w:id="13"/>
+    </w:p>
+    <w:p>
+      <w:r>
+        <w:t xml:space="preserve">The Cricketers </w:t>
+      </w:r>
+      <w:r>
+        <w:t>d</w:t>
+      </w:r>
+      <w:r>
+        <w:t>atabase was written in a single python file and provides a console-based application, with an SQLite backend.</w:t>
+      </w:r>
+      <w:r>
+        <w:t xml:space="preserve"> SQLite is suitable for this task</w:t>
+      </w:r>
+      <w:r>
+        <w:t xml:space="preserve"> as a relational database</w:t>
+      </w:r>
+      <w:r>
+        <w:t xml:space="preserve">, as the </w:t>
+      </w:r>
+      <w:r>
+        <w:t>dataset is well structured.</w:t>
+      </w:r>
+    </w:p>
+    <w:p>
+      <w:r>
+        <w:t xml:space="preserve">I wrote functions to handle the menu, perform SQL queries and display the results. I am pleased with the display function, </w:t>
+      </w:r>
+      <w:r>
+        <w:t>which</w:t>
+      </w:r>
+      <w:r>
+        <w:t xml:space="preserve"> automatically handles padding </w:t>
+      </w:r>
+      <w:r>
+        <w:t>and colou</w:t>
+      </w:r>
+      <w:r>
+        <w:t>rs</w:t>
+      </w:r>
+      <w:r>
+        <w:t xml:space="preserve"> </w:t>
+      </w:r>
+      <w:r>
+        <w:t>the data to create a table.</w:t>
+      </w:r>
+    </w:p>
+    <w:p>
+      <w:r>
+        <w:t xml:space="preserve">I found a cricketing data website </w:t>
+      </w:r>
+      <w:r>
+        <w:t>for</w:t>
+      </w:r>
+      <w:r>
+        <w:t xml:space="preserve"> sample data. This posed a challenge as the </w:t>
+      </w:r>
+      <w:r>
+        <w:t>data is protected</w:t>
+      </w:r>
+      <w:r>
+        <w:t xml:space="preserve"> from dynamic scraping. I saved the HTML to a file and was able to scrape the data.</w:t>
+      </w:r>
+      <w:r>
+        <w:t xml:space="preserve"> </w:t>
+      </w:r>
+      <w:r>
+        <w:t>I did not face any</w:t>
+      </w:r>
+      <w:r>
+        <w:t xml:space="preserve"> other</w:t>
+      </w:r>
+      <w:r>
+        <w:t xml:space="preserve"> challenges with this task</w:t>
+      </w:r>
+      <w:r>
+        <w:t xml:space="preserve">, as I have worked with SQL queries before. </w:t>
+      </w:r>
+    </w:p>
+    <w:p>
+      <w:pPr>
+        <w:pStyle w:val="Heading2"/>
+      </w:pPr>
+      <w:bookmarkStart w:id="14" w:name="_Toc199754788"/>
+      <w:r>
+        <w:t>Task Three</w:t>
+      </w:r>
+      <w:r>
+        <w:t xml:space="preserve"> </w:t>
+      </w:r>
+      <w:r>
+        <w:t>–</w:t>
+      </w:r>
+      <w:r>
+        <w:t xml:space="preserve"> </w:t>
+      </w:r>
+      <w:r>
+        <w:t>MongoDB Cluster</w:t>
+      </w:r>
+      <w:bookmarkEnd w:id="14"/>
+    </w:p>
+    <w:p>
+      <w:r>
+        <w:t xml:space="preserve">The </w:t>
+      </w:r>
+      <w:proofErr w:type="spellStart"/>
+      <w:r>
+        <w:t>PyMongo</w:t>
+      </w:r>
+      <w:proofErr w:type="spellEnd"/>
+      <w:r>
+        <w:t xml:space="preserve"> library is provided by the MongoDB developer, so is a good choice for interacting with the MongoDB cluster. Alternatives do exist, but these are for specialised projects.</w:t>
+      </w:r>
+    </w:p>
+    <w:p>
+      <w:r>
+        <w:t xml:space="preserve">I had some challenges initially with </w:t>
+      </w:r>
+      <w:r>
+        <w:t xml:space="preserve">understanding </w:t>
+      </w:r>
+      <w:r>
+        <w:t xml:space="preserve">the query language used to create aggregation </w:t>
+      </w:r>
+      <w:r>
+        <w:t>pipelines</w:t>
+      </w:r>
+      <w:r>
+        <w:t xml:space="preserve">. I </w:t>
+      </w:r>
+      <w:r>
+        <w:t xml:space="preserve">now </w:t>
+      </w:r>
+      <w:r>
+        <w:t>find it to be a very powerful tool</w:t>
+      </w:r>
+      <w:r>
+        <w:t>, with many possible operations.</w:t>
+      </w:r>
+      <w:r>
+        <w:t xml:space="preserve"> The database does the hard work of filtering documents so that the application can be lightweight.</w:t>
+      </w:r>
+      <w:r>
+        <w:t xml:space="preserve"> </w:t>
+      </w:r>
+    </w:p>
+    <w:p>
+      <w:r>
+        <w:t>I reworked the table display function from the Cricketers database to display generic data from MongoDB results.</w:t>
+      </w:r>
+    </w:p>
+    <w:p>
+      <w:r>
+        <w:lastRenderedPageBreak/>
+        <w:t>I have a personal project in progress that I will rewrite to use MongoDB</w:t>
+      </w:r>
+      <w:r>
+        <w:t xml:space="preserve"> (from PostgreSQL)</w:t>
+      </w:r>
+      <w:r>
+        <w:t xml:space="preserve"> following this exposure to the technology.</w:t>
+      </w:r>
+    </w:p>
+    <w:p>
+      <w:pPr>
+        <w:jc w:val="right"/>
+      </w:pPr>
+      <w:r>
+        <w:t>(</w:t>
+      </w:r>
+      <w:r>
+        <w:t>402</w:t>
+      </w:r>
+      <w:r>
+        <w:t xml:space="preserve"> words)</w:t>
+      </w:r>
+    </w:p>
+    <w:p>
+      <w:r>
+        <w:br w:type="page"/>
+      </w:r>
+    </w:p>
+    <w:p>
+      <w:pPr>
+        <w:pStyle w:val="Heading1"/>
+      </w:pPr>
+      <w:bookmarkStart w:id="15" w:name="_Toc199754789"/>
+      <w:r>
+        <w:lastRenderedPageBreak/>
+        <w:t>References</w:t>
+      </w:r>
+      <w:bookmarkEnd w:id="15"/>
+    </w:p>
+    <w:p>
+      <w:pPr>
+        <w:pStyle w:val="References"/>
+      </w:pPr>
+      <w:r>
+        <w:rPr>
+          <w:b/>
+          <w:bCs/>
+        </w:rPr>
+        <w:t>Brilian, F. (2025)</w:t>
+      </w:r>
+      <w:r>
+        <w:t xml:space="preserve"> </w:t>
+      </w:r>
       <w:r>
         <w:rPr>
           <w:i/>
           <w:iCs/>
         </w:rPr>
-        <w:t>(205 words)</w:t>
-      </w:r>
-    </w:p>
-    <w:p>
-      <w:r>
-        <w:br w:type="page"/>
-      </w:r>
-    </w:p>
-    <w:p>
-      <w:pPr>
-        <w:pStyle w:val="Heading1"/>
-      </w:pPr>
-      <w:bookmarkStart w:id="11" w:name="_Toc198761999"/>
-      <w:r>
-        <w:lastRenderedPageBreak/>
-        <w:t>Task 2</w:t>
-      </w:r>
-      <w:r>
-        <w:t xml:space="preserve"> – Reflection on PRAC1</w:t>
-      </w:r>
-      <w:bookmarkEnd w:id="11"/>
-    </w:p>
-    <w:p>
-      <w:pPr>
-        <w:pStyle w:val="Heading2"/>
-      </w:pPr>
-      <w:bookmarkStart w:id="12" w:name="_Toc198762000"/>
-      <w:r>
-        <w:t>Task One – Website Scraping</w:t>
-      </w:r>
-      <w:bookmarkEnd w:id="12"/>
-    </w:p>
-    <w:p>
-      <w:r>
-        <w:t xml:space="preserve">For scraping movie data from the </w:t>
-      </w:r>
-      <w:proofErr w:type="spellStart"/>
-      <w:r>
-        <w:t>FilmCrave</w:t>
-      </w:r>
-      <w:proofErr w:type="spellEnd"/>
-      <w:r>
-        <w:t xml:space="preserve"> website, I used two python libraries: ‘requests’ and ‘</w:t>
-      </w:r>
-      <w:proofErr w:type="spellStart"/>
-      <w:r>
-        <w:t>BeautifulSoup</w:t>
-      </w:r>
-      <w:proofErr w:type="spellEnd"/>
-      <w:r>
-        <w:t xml:space="preserve">’. </w:t>
-      </w:r>
-      <w:r>
-        <w:t>Both are simple to use and supported the task very well.</w:t>
-      </w:r>
-    </w:p>
-    <w:p>
-      <w:r>
-        <w:t xml:space="preserve">Each movie has its own page </w:t>
-      </w:r>
-      <w:r>
-        <w:t>with</w:t>
-      </w:r>
-      <w:r>
-        <w:t xml:space="preserve"> more information tha</w:t>
-      </w:r>
-      <w:r>
-        <w:t>n</w:t>
-      </w:r>
-      <w:r>
-        <w:t xml:space="preserve"> </w:t>
-      </w:r>
-      <w:r>
-        <w:t xml:space="preserve">the </w:t>
-      </w:r>
-      <w:r>
-        <w:t>Top 1000 listing</w:t>
-      </w:r>
-      <w:r>
-        <w:t xml:space="preserve"> summary pages</w:t>
-      </w:r>
-      <w:r>
-        <w:t>, including a release date</w:t>
-      </w:r>
-      <w:r>
-        <w:t xml:space="preserve">. I wrote functions that can scrape any </w:t>
-      </w:r>
-      <w:r>
-        <w:t>film</w:t>
-      </w:r>
-      <w:r>
-        <w:t xml:space="preserve"> if given the URL for its page. This approach is slower, </w:t>
-      </w:r>
-      <w:r>
-        <w:t>requiring</w:t>
-      </w:r>
-      <w:r>
-        <w:t xml:space="preserve"> more GET requests, but is more flexible. I </w:t>
-      </w:r>
-      <w:r>
-        <w:t>scraped</w:t>
-      </w:r>
-      <w:r>
-        <w:t xml:space="preserve"> </w:t>
-      </w:r>
-      <w:r>
-        <w:t>57501</w:t>
-      </w:r>
-      <w:r>
-        <w:t xml:space="preserve"> </w:t>
-      </w:r>
-      <w:r>
-        <w:t>movies</w:t>
-      </w:r>
-      <w:r>
-        <w:t xml:space="preserve">, </w:t>
-      </w:r>
-      <w:r>
-        <w:t xml:space="preserve">taking </w:t>
-      </w:r>
-      <w:r>
-        <w:t xml:space="preserve">approximately </w:t>
-      </w:r>
-      <w:r>
-        <w:t>eight</w:t>
-      </w:r>
-      <w:r>
-        <w:t xml:space="preserve"> hours to complete</w:t>
-      </w:r>
-      <w:r>
-        <w:t xml:space="preserve"> and creating </w:t>
-      </w:r>
-      <w:r>
-        <w:t xml:space="preserve">a </w:t>
-      </w:r>
-      <w:r>
-        <w:t>huge</w:t>
-      </w:r>
-      <w:r>
-        <w:t xml:space="preserve"> dataset for analysis. If I were writing this function again, I would use asynchronous parallel requests.</w:t>
-      </w:r>
-    </w:p>
-    <w:p>
-      <w:r>
-        <w:t>The</w:t>
-      </w:r>
-      <w:r>
-        <w:t xml:space="preserve"> website uses Unicode encoding for non-English characters. Initially, I was using the ‘</w:t>
-      </w:r>
-      <w:proofErr w:type="spellStart"/>
-      <w:proofErr w:type="gramStart"/>
-      <w:r>
-        <w:t>response.</w:t>
-      </w:r>
-      <w:r>
-        <w:t>content</w:t>
-      </w:r>
-      <w:proofErr w:type="spellEnd"/>
-      <w:proofErr w:type="gramEnd"/>
-      <w:r>
-        <w:t xml:space="preserve">’ method </w:t>
-      </w:r>
-      <w:r>
-        <w:t xml:space="preserve">and had issues with incorrect characters in my results. The documentation for </w:t>
-      </w:r>
-      <w:r>
-        <w:rPr>
-          <w:i/>
-          <w:iCs/>
-        </w:rPr>
-        <w:t>requests</w:t>
-      </w:r>
-      <w:r>
-        <w:t xml:space="preserve"> states that the ‘</w:t>
-      </w:r>
-      <w:proofErr w:type="spellStart"/>
-      <w:r>
-        <w:t>response.text</w:t>
-      </w:r>
-      <w:proofErr w:type="spellEnd"/>
-      <w:r>
-        <w:t xml:space="preserve">’ method should be used </w:t>
-      </w:r>
-      <w:r>
-        <w:t>for Unicode support</w:t>
-      </w:r>
-      <w:r>
-        <w:t xml:space="preserve">. This fixed my issue, and I shared this </w:t>
-      </w:r>
-      <w:r>
-        <w:t>fact</w:t>
-      </w:r>
-      <w:r>
-        <w:t xml:space="preserve"> with the other students.</w:t>
-      </w:r>
-    </w:p>
-    <w:p>
-      <w:pPr>
-        <w:pStyle w:val="Heading2"/>
-      </w:pPr>
-      <w:bookmarkStart w:id="13" w:name="_Toc198762001"/>
-      <w:r>
-        <w:t>Task Two</w:t>
-      </w:r>
-      <w:r>
-        <w:t xml:space="preserve"> – Cricketers Database</w:t>
-      </w:r>
-      <w:bookmarkEnd w:id="13"/>
-    </w:p>
-    <w:p>
-      <w:r>
-        <w:t xml:space="preserve">The Cricketers </w:t>
-      </w:r>
-      <w:r>
-        <w:t>d</w:t>
-      </w:r>
-      <w:r>
-        <w:t>atabase was written in a single python file and provides a console-based application, with an SQLite backend.</w:t>
-      </w:r>
-      <w:r>
-        <w:t xml:space="preserve"> SQLite is suitable for this task</w:t>
-      </w:r>
-      <w:r>
-        <w:t xml:space="preserve"> as a relational database</w:t>
-      </w:r>
-      <w:r>
-        <w:t xml:space="preserve">, as the </w:t>
-      </w:r>
-      <w:r>
-        <w:t>dataset is well structured.</w:t>
-      </w:r>
-    </w:p>
-    <w:p>
-      <w:r>
-        <w:t xml:space="preserve">I wrote functions to handle the menu, perform SQL queries and display the results. I am pleased with the display function, </w:t>
-      </w:r>
-      <w:r>
-        <w:t>which</w:t>
-      </w:r>
-      <w:r>
-        <w:t xml:space="preserve"> automatically handles padding </w:t>
-      </w:r>
-      <w:r>
-        <w:t>and colou</w:t>
-      </w:r>
-      <w:r>
-        <w:t>rs</w:t>
-      </w:r>
-      <w:r>
-        <w:t xml:space="preserve"> </w:t>
-      </w:r>
-      <w:r>
-        <w:t>the data to create a table.</w:t>
-      </w:r>
-    </w:p>
-    <w:p>
-      <w:r>
-        <w:t xml:space="preserve">I found a cricketing data website </w:t>
-      </w:r>
-      <w:r>
-        <w:t>for</w:t>
-      </w:r>
-      <w:r>
-        <w:t xml:space="preserve"> sample data. This posed a challenge as the </w:t>
-      </w:r>
-      <w:r>
-        <w:t>data is protected</w:t>
-      </w:r>
-      <w:r>
-        <w:t xml:space="preserve"> from dynamic scraping. I saved the HTML to a file and was able to scrape the data.</w:t>
-      </w:r>
-      <w:r>
-        <w:t xml:space="preserve"> </w:t>
-      </w:r>
-      <w:r>
-        <w:t>I did not face any</w:t>
-      </w:r>
-      <w:r>
-        <w:t xml:space="preserve"> other</w:t>
-      </w:r>
-      <w:r>
-        <w:t xml:space="preserve"> challenges with this task</w:t>
-      </w:r>
-      <w:r>
-        <w:t xml:space="preserve">, as I have worked with SQL queries before. </w:t>
-      </w:r>
-    </w:p>
-    <w:p>
-      <w:pPr>
-        <w:pStyle w:val="Heading2"/>
-      </w:pPr>
-      <w:bookmarkStart w:id="14" w:name="_Toc198762002"/>
-      <w:r>
-        <w:t>Task Three</w:t>
-      </w:r>
-      <w:r>
-        <w:t xml:space="preserve"> </w:t>
-      </w:r>
-      <w:r>
-        <w:t>–</w:t>
-      </w:r>
-      <w:r>
-        <w:t xml:space="preserve"> </w:t>
-      </w:r>
-      <w:r>
-        <w:t>MongoDB Cluster</w:t>
-      </w:r>
-      <w:bookmarkEnd w:id="14"/>
-    </w:p>
-    <w:p>
-      <w:r>
-        <w:t xml:space="preserve">The </w:t>
-      </w:r>
-      <w:proofErr w:type="spellStart"/>
-      <w:r>
-        <w:t>PyMongo</w:t>
-      </w:r>
-      <w:proofErr w:type="spellEnd"/>
-      <w:r>
-        <w:t xml:space="preserve"> library is provided by the MongoDB developer, so is a good choice for interacting with the MongoDB cluster. Alternatives do exist, but these are for specialised projects.</w:t>
-      </w:r>
-    </w:p>
-    <w:p>
-      <w:r>
-        <w:t xml:space="preserve">I had some challenges initially with </w:t>
-      </w:r>
-      <w:r>
-        <w:t xml:space="preserve">understanding </w:t>
-      </w:r>
-      <w:r>
-        <w:t xml:space="preserve">the query language used to create ‘aggregation </w:t>
-      </w:r>
-      <w:proofErr w:type="gramStart"/>
-      <w:r>
-        <w:t>pipelines’</w:t>
-      </w:r>
-      <w:proofErr w:type="gramEnd"/>
-      <w:r>
-        <w:t xml:space="preserve">. I </w:t>
-      </w:r>
-      <w:r>
-        <w:t xml:space="preserve">now </w:t>
-      </w:r>
-      <w:r>
-        <w:t>find it to be a very powerful tool</w:t>
-      </w:r>
-      <w:r>
-        <w:t>, with many possible operations.</w:t>
-      </w:r>
-      <w:r>
-        <w:t xml:space="preserve"> The database does the hard work of filtering documents so that the application can be lightweight.</w:t>
-      </w:r>
-      <w:r>
-        <w:t xml:space="preserve"> </w:t>
-      </w:r>
-    </w:p>
-    <w:p>
-      <w:r>
-        <w:lastRenderedPageBreak/>
-        <w:t>I reworked the table display function from the Cricketers database to display generic data from MongoDB results.</w:t>
-      </w:r>
-    </w:p>
-    <w:p>
-      <w:r>
-        <w:t>I have a personal project in progress that I will rewrite to use MongoDB</w:t>
-      </w:r>
-      <w:r>
-        <w:t xml:space="preserve"> (from PostgreSQL)</w:t>
-      </w:r>
-      <w:r>
-        <w:t xml:space="preserve"> following this exposure to the technology.</w:t>
-      </w:r>
-    </w:p>
-    <w:p>
-      <w:pPr>
-        <w:jc w:val="right"/>
-        <w:rPr>
-          <w:i/>
-          <w:iCs/>
-        </w:rPr>
-      </w:pPr>
-      <w:r>
-        <w:rPr>
-          <w:i/>
-          <w:iCs/>
-        </w:rPr>
-        <w:t>(</w:t>
-      </w:r>
-      <w:r>
-        <w:rPr>
-          <w:i/>
-          <w:iCs/>
-        </w:rPr>
-        <w:t>402</w:t>
-      </w:r>
-      <w:r>
-        <w:rPr>
-          <w:i/>
-          <w:iCs/>
-        </w:rPr>
-        <w:t xml:space="preserve"> words)</w:t>
-      </w:r>
-    </w:p>
-    <w:p>
-      <w:r>
-        <w:br w:type="page"/>
-      </w:r>
-    </w:p>
-    <w:p>
-      <w:pPr>
-        <w:pStyle w:val="Heading1"/>
-      </w:pPr>
-      <w:bookmarkStart w:id="15" w:name="_Toc198762003"/>
-      <w:r>
-        <w:lastRenderedPageBreak/>
-        <w:t>References</w:t>
-      </w:r>
-      <w:bookmarkEnd w:id="15"/>
-    </w:p>
-    <w:p>
-      <w:pPr>
-        <w:pStyle w:val="References"/>
-      </w:pPr>
-      <w:r>
-        <w:rPr>
-          <w:b/>
-          <w:bCs/>
-        </w:rPr>
-        <w:t>Brilian, F. (2025)</w:t>
-      </w:r>
-      <w:r>
-        <w:t xml:space="preserve"> </w:t>
-      </w:r>
-      <w:r>
-        <w:rPr>
-          <w:i/>
-          <w:iCs/>
-        </w:rPr>
         <w:t>Couchbase Performance Optimization: Tips and tricks for high scalability.</w:t>
       </w:r>
       <w:r>
@@ -3127,10 +3005,23 @@
           <w:rStyle w:val="url"/>
           <w:rFonts w:eastAsiaTheme="majorEastAsia"/>
         </w:rPr>
-        <w:t xml:space="preserve"> https://medium.com/@firmanbrilian/couchbase-performance-optimization-tips-and-tricks-for-high-scalability-1fb6c32f1be4</w:t>
-      </w:r>
-      <w:r>
-        <w:t>, (Accessed: 20/05/2025)</w:t>
+        <w:t xml:space="preserve"> </w:t>
+      </w:r>
+      <w:r>
+        <w:rPr>
+          <w:rStyle w:val="url"/>
+          <w:rFonts w:eastAsiaTheme="majorEastAsia"/>
+        </w:rPr>
+        <w:t>https://medium.com/@firmanbrilian/couchbase-performance-optimization-tips-and-tricks-for-high-scalability-1fb6c32f1be4</w:t>
+      </w:r>
+      <w:r>
+        <w:t>,</w:t>
+      </w:r>
+      <w:r>
+        <w:t xml:space="preserve"> </w:t>
+      </w:r>
+      <w:r>
+        <w:t>(Accessed: 20/05/2025)</w:t>
       </w:r>
     </w:p>
     <w:p>
@@ -3561,9 +3452,6 @@
 <w:endnotes xmlns:wpc="http://schemas.microsoft.com/office/word/2010/wordprocessingCanvas" xmlns:cx="http://schemas.microsoft.com/office/drawing/2014/chartex" xmlns:cx1="http://schemas.microsoft.com/office/drawing/2015/9/8/chartex" xmlns:cx2="http://schemas.microsoft.com/office/drawing/2015/10/21/chartex" xmlns:cx3="http://schemas.microsoft.com/office/drawing/2016/5/9/chartex" xmlns:cx4="http://schemas.microsoft.com/office/drawing/2016/5/10/chartex" xmlns:cx5="http://schemas.microsoft.com/office/drawing/2016/5/11/chartex" xmlns:cx6="http://schemas.microsoft.com/office/drawing/2016/5/12/chartex" xmlns:cx7="http://schemas.microsoft.com/office/drawing/2016/5/13/chartex" xmlns:cx8="http://schemas.microsoft.com/office/drawing/2016/5/14/chartex" xmlns:mc="http://schemas.openxmlformats.org/markup-compatibility/2006" xmlns:aink="http://schemas.microsoft.com/office/drawing/2016/ink" xmlns:am3d="http://schemas.microsoft.com/office/drawing/2017/model3d" xmlns:o="urn:schemas-microsoft-com:office:office" xmlns:oel="http://schemas.microsoft.com/office/2019/extlst" xmlns:r="http://schemas.openxmlformats.org/officeDocument/2006/relationships" xmlns:m="http://schemas.openxmlformats.org/officeDocument/2006/math" xmlns:v="urn:schemas-microsoft-com:vml" xmlns:wp14="http://schemas.microsoft.com/office/word/2010/wordprocessingDrawing" xmlns:wp="http://schemas.openxmlformats.org/drawingml/2006/wordprocessingDrawing" xmlns:w10="urn:schemas-microsoft-com:office:word" xmlns:w="http://schemas.openxmlformats.org/wordprocessingml/2006/main" xmlns:w14="http://schemas.microsoft.com/office/word/2010/wordml" xmlns:w15="http://schemas.microsoft.com/office/word/2012/wordml" xmlns:w16cex="http://schemas.microsoft.com/office/word/2018/wordml/cex" xmlns:w16cid="http://schemas.microsoft.com/office/word/2016/wordml/cid" xmlns:w16="http://schemas.microsoft.com/office/word/2018/wordml" xmlns:w16du="http://schemas.microsoft.com/office/word/2023/wordml/word16du" xmlns:w16sdtdh="http://schemas.microsoft.com/office/word/2020/wordml/sdtdatahash" xmlns:w16sdtfl="http://schemas.microsoft.com/office/word/2024/wordml/sdtformatlock" xmlns:w16se="http://schemas.microsoft.com/office/word/2015/wordml/symex" xmlns:wpg="http://schemas.microsoft.com/office/word/2010/wordprocessingGroup" xmlns:wpi="http://schemas.microsoft.com/office/word/2010/wordprocessingInk" xmlns:wne="http://schemas.microsoft.com/office/word/2006/wordml" xmlns:wps="http://schemas.microsoft.com/office/word/2010/wordprocessingShape" mc:Ignorable="w14 w15 w16se w16cid w16 w16cex w16sdtdh w16sdtfl w16du wp14">
   <w:endnote w:type="separator" w:id="-1">
     <w:p>
-      <w:pPr>
-        <w:spacing w:after="0" w:line="240" w:lineRule="auto"/>
-      </w:pPr>
       <w:r>
         <w:separator/>
       </w:r>
@@ -3571,9 +3459,6 @@
   </w:endnote>
   <w:endnote w:type="continuationSeparator" w:id="0">
     <w:p>
-      <w:pPr>
-        <w:spacing w:after="0" w:line="240" w:lineRule="auto"/>
-      </w:pPr>
       <w:r>
         <w:continuationSeparator/>
       </w:r>
@@ -3599,7 +3484,6 @@
       <w:p>
         <w:pPr>
           <w:pStyle w:val="Footer"/>
-          <w:framePr w:wrap="none" w:vAnchor="text" w:hAnchor="margin" w:xAlign="center" w:y="1"/>
           <w:rPr>
             <w:rStyle w:val="PageNumber"/>
           </w:rPr>
@@ -3656,7 +3540,6 @@
       <w:p>
         <w:pPr>
           <w:pStyle w:val="Footer"/>
-          <w:framePr w:wrap="none" w:vAnchor="text" w:hAnchor="margin" w:xAlign="center" w:y="1"/>
           <w:rPr>
             <w:rStyle w:val="PageNumber"/>
           </w:rPr>
@@ -3723,7 +3606,6 @@
       <w:p>
         <w:pPr>
           <w:pStyle w:val="Footer"/>
-          <w:framePr w:wrap="none" w:vAnchor="text" w:hAnchor="margin" w:xAlign="center" w:y="1"/>
           <w:rPr>
             <w:rStyle w:val="PageNumber"/>
           </w:rPr>
@@ -3774,9 +3656,6 @@
 <w:footnotes xmlns:wpc="http://schemas.microsoft.com/office/word/2010/wordprocessingCanvas" xmlns:cx="http://schemas.microsoft.com/office/drawing/2014/chartex" xmlns:cx1="http://schemas.microsoft.com/office/drawing/2015/9/8/chartex" xmlns:cx2="http://schemas.microsoft.com/office/drawing/2015/10/21/chartex" xmlns:cx3="http://schemas.microsoft.com/office/drawing/2016/5/9/chartex" xmlns:cx4="http://schemas.microsoft.com/office/drawing/2016/5/10/chartex" xmlns:cx5="http://schemas.microsoft.com/office/drawing/2016/5/11/chartex" xmlns:cx6="http://schemas.microsoft.com/office/drawing/2016/5/12/chartex" xmlns:cx7="http://schemas.microsoft.com/office/drawing/2016/5/13/chartex" xmlns:cx8="http://schemas.microsoft.com/office/drawing/2016/5/14/chartex" xmlns:mc="http://schemas.openxmlformats.org/markup-compatibility/2006" xmlns:aink="http://schemas.microsoft.com/office/drawing/2016/ink" xmlns:am3d="http://schemas.microsoft.com/office/drawing/2017/model3d" xmlns:o="urn:schemas-microsoft-com:office:office" xmlns:oel="http://schemas.microsoft.com/office/2019/extlst" xmlns:r="http://schemas.openxmlformats.org/officeDocument/2006/relationships" xmlns:m="http://schemas.openxmlformats.org/officeDocument/2006/math" xmlns:v="urn:schemas-microsoft-com:vml" xmlns:wp14="http://schemas.microsoft.com/office/word/2010/wordprocessingDrawing" xmlns:wp="http://schemas.openxmlformats.org/drawingml/2006/wordprocessingDrawing" xmlns:w10="urn:schemas-microsoft-com:office:word" xmlns:w="http://schemas.openxmlformats.org/wordprocessingml/2006/main" xmlns:w14="http://schemas.microsoft.com/office/word/2010/wordml" xmlns:w15="http://schemas.microsoft.com/office/word/2012/wordml" xmlns:w16cex="http://schemas.microsoft.com/office/word/2018/wordml/cex" xmlns:w16cid="http://schemas.microsoft.com/office/word/2016/wordml/cid" xmlns:w16="http://schemas.microsoft.com/office/word/2018/wordml" xmlns:w16du="http://schemas.microsoft.com/office/word/2023/wordml/word16du" xmlns:w16sdtdh="http://schemas.microsoft.com/office/word/2020/wordml/sdtdatahash" xmlns:w16sdtfl="http://schemas.microsoft.com/office/word/2024/wordml/sdtformatlock" xmlns:w16se="http://schemas.microsoft.com/office/word/2015/wordml/symex" xmlns:wpg="http://schemas.microsoft.com/office/word/2010/wordprocessingGroup" xmlns:wpi="http://schemas.microsoft.com/office/word/2010/wordprocessingInk" xmlns:wne="http://schemas.microsoft.com/office/word/2006/wordml" xmlns:wps="http://schemas.microsoft.com/office/word/2010/wordprocessingShape" mc:Ignorable="w14 w15 w16se w16cid w16 w16cex w16sdtdh w16sdtfl w16du wp14">
   <w:footnote w:type="separator" w:id="-1">
     <w:p>
-      <w:pPr>
-        <w:spacing w:after="0" w:line="240" w:lineRule="auto"/>
-      </w:pPr>
       <w:r>
         <w:separator/>
       </w:r>
@@ -3784,9 +3663,6 @@
   </w:footnote>
   <w:footnote w:type="continuationSeparator" w:id="0">
     <w:p>
-      <w:pPr>
-        <w:spacing w:after="0" w:line="240" w:lineRule="auto"/>
-      </w:pPr>
       <w:r>
         <w:continuationSeparator/>
       </w:r>
@@ -3800,31 +3676,15 @@
   <w:p>
     <w:pPr>
       <w:pStyle w:val="Header"/>
-      <w:rPr>
-        <w:i/>
-        <w:iCs/>
-      </w:rPr>
     </w:pPr>
     <w:r>
-      <w:rPr>
-        <w:i/>
-        <w:iCs/>
-      </w:rPr>
       <w:t>DAT5004 S2_24</w:t>
     </w:r>
     <w:r>
-      <w:rPr>
-        <w:i/>
-        <w:iCs/>
-      </w:rPr>
       <w:tab/>
       <w:t>WRIT1</w:t>
     </w:r>
     <w:r>
-      <w:rPr>
-        <w:i/>
-        <w:iCs/>
-      </w:rPr>
       <w:tab/>
       <w:t>Tom Rowan ST20285213</w:t>
     </w:r>
@@ -4562,7 +4422,10 @@
   <w:style w:type="paragraph" w:default="1" w:styleId="Normal">
     <w:name w:val="Normal"/>
     <w:qFormat/>
-    <w:rsid w:val="003742D3"/>
+    <w:rsid w:val="00772C14"/>
+    <w:pPr>
+      <w:jc w:val="both"/>
+    </w:pPr>
     <w:rPr>
       <w:rFonts w:ascii="Arial" w:hAnsi="Arial"/>
     </w:rPr>
